--- a/[SDLC] Scrum-Agile/Roadmap (Project Schedule).docx
+++ b/[SDLC] Scrum-Agile/Roadmap (Project Schedule).docx
@@ -4,151 +4,6 @@
   <w:body>
     <w:p>
       <w:pPr>
-        <w:spacing w:line="360" w:lineRule="auto"/>
-        <w:jc w:val="center"/>
-        <w:rPr>
-          <w:b/>
-          <w:bCs/>
-          <w:sz w:val="32"/>
-          <w:szCs w:val="32"/>
-        </w:rPr>
-      </w:pPr>
-      <w:r>
-        <w:rPr>
-          <w:b/>
-          <w:bCs/>
-          <w:sz w:val="32"/>
-          <w:szCs w:val="32"/>
-        </w:rPr>
-        <w:t>Project Schedule</w:t>
-      </w:r>
-      <w:r>
-        <w:rPr>
-          <w:b/>
-          <w:bCs/>
-          <w:sz w:val="32"/>
-          <w:szCs w:val="32"/>
-        </w:rPr>
-        <w:t xml:space="preserve"> [UPDATED</w:t>
-      </w:r>
-      <w:r>
-        <w:rPr>
-          <w:b/>
-          <w:bCs/>
-          <w:sz w:val="32"/>
-          <w:szCs w:val="32"/>
-        </w:rPr>
-        <w:t>*</w:t>
-      </w:r>
-      <w:r>
-        <w:rPr>
-          <w:b/>
-          <w:bCs/>
-          <w:sz w:val="32"/>
-          <w:szCs w:val="32"/>
-        </w:rPr>
-        <w:t xml:space="preserve"> 06/10/2023]</w:t>
-      </w:r>
-    </w:p>
-    <w:p>
-      <w:pPr>
-        <w:rPr>
-          <w:b/>
-          <w:bCs/>
-          <w:sz w:val="28"/>
-          <w:szCs w:val="28"/>
-        </w:rPr>
-      </w:pPr>
-      <w:r>
-        <w:rPr>
-          <w:b/>
-          <w:bCs/>
-          <w:sz w:val="28"/>
-          <w:szCs w:val="28"/>
-        </w:rPr>
-        <w:t>High-</w:t>
-      </w:r>
-      <w:r>
-        <w:rPr>
-          <w:b/>
-          <w:bCs/>
-          <w:sz w:val="28"/>
-          <w:szCs w:val="28"/>
-        </w:rPr>
-        <w:t>L</w:t>
-      </w:r>
-      <w:r>
-        <w:rPr>
-          <w:b/>
-          <w:bCs/>
-          <w:sz w:val="28"/>
-          <w:szCs w:val="28"/>
-        </w:rPr>
-        <w:t xml:space="preserve">evel </w:t>
-      </w:r>
-      <w:r>
-        <w:rPr>
-          <w:b/>
-          <w:bCs/>
-          <w:sz w:val="28"/>
-          <w:szCs w:val="28"/>
-        </w:rPr>
-        <w:t>R</w:t>
-      </w:r>
-      <w:r>
-        <w:rPr>
-          <w:b/>
-          <w:bCs/>
-          <w:sz w:val="28"/>
-          <w:szCs w:val="28"/>
-        </w:rPr>
-        <w:t>oadmap</w:t>
-      </w:r>
-    </w:p>
-    <w:p>
-      <w:pPr>
-        <w:pStyle w:val="ListParagraph"/>
-        <w:numPr>
-          <w:ilvl w:val="0"/>
-          <w:numId w:val="10"/>
-        </w:numPr>
-        <w:rPr>
-          <w:b/>
-          <w:bCs/>
-          <w:sz w:val="27"/>
-          <w:szCs w:val="27"/>
-        </w:rPr>
-      </w:pPr>
-      <w:r>
-        <w:rPr>
-          <w:b/>
-          <w:bCs/>
-          <w:sz w:val="27"/>
-          <w:szCs w:val="27"/>
-        </w:rPr>
-        <w:t xml:space="preserve">Strategic </w:t>
-      </w:r>
-      <w:r>
-        <w:rPr>
-          <w:b/>
-          <w:bCs/>
-          <w:sz w:val="27"/>
-          <w:szCs w:val="27"/>
-        </w:rPr>
-        <w:t>G</w:t>
-      </w:r>
-      <w:r>
-        <w:rPr>
-          <w:b/>
-          <w:bCs/>
-          <w:sz w:val="27"/>
-          <w:szCs w:val="27"/>
-        </w:rPr>
-        <w:t>oals</w:t>
-      </w:r>
-    </w:p>
-    <w:p>
-      <w:pPr>
         <w:numPr>
           <w:ilvl w:val="0"/>
           <w:numId w:val="7"/>
@@ -168,38 +23,7 @@
           <w:sz w:val="27"/>
           <w:szCs w:val="27"/>
         </w:rPr>
-        <w:t xml:space="preserve">Transition from a waterfall to a scrum agile framework for project management and software </w:t>
-      </w:r>
-      <w:r>
-        <w:rPr>
-          <w:sz w:val="27"/>
-          <w:szCs w:val="27"/>
-        </w:rPr>
-        <w:t>development</w:t>
-      </w:r>
-    </w:p>
-    <w:p>
-      <w:pPr>
-        <w:numPr>
-          <w:ilvl w:val="0"/>
-          <w:numId w:val="7"/>
-        </w:numPr>
-        <w:tabs>
-          <w:tab w:val="clear" w:pos="720"/>
-          <w:tab w:val="num" w:pos="1080"/>
-        </w:tabs>
-        <w:ind w:left="1080"/>
-        <w:rPr>
-          <w:sz w:val="27"/>
-          <w:szCs w:val="27"/>
-        </w:rPr>
-      </w:pPr>
-      <w:r>
-        <w:rPr>
-          <w:sz w:val="27"/>
-          <w:szCs w:val="27"/>
-        </w:rPr>
-        <w:t>Integrate Extreme Programming (XP) (including pair programming and test-driven development (TDD))</w:t>
+        <w:t>development (TDD))</w:t>
       </w:r>
       <w:r>
         <w:rPr>
@@ -999,7 +823,6 @@
           <w:sz w:val="27"/>
           <w:szCs w:val="27"/>
         </w:rPr>
-        <w:lastRenderedPageBreak/>
         <w:t xml:space="preserve">Certified ScrumMaster course for all members of upper management via </w:t>
       </w:r>
       <w:proofErr w:type="spellStart"/>

--- a/[SDLC] Scrum-Agile/Roadmap (Project Schedule).docx
+++ b/[SDLC] Scrum-Agile/Roadmap (Project Schedule).docx
@@ -4,6 +4,151 @@
   <w:body>
     <w:p>
       <w:pPr>
+        <w:spacing w:line="360" w:lineRule="auto"/>
+        <w:jc w:val="center"/>
+        <w:rPr>
+          <w:b/>
+          <w:bCs/>
+          <w:sz w:val="32"/>
+          <w:szCs w:val="32"/>
+        </w:rPr>
+      </w:pPr>
+      <w:r>
+        <w:rPr>
+          <w:b/>
+          <w:bCs/>
+          <w:sz w:val="32"/>
+          <w:szCs w:val="32"/>
+        </w:rPr>
+        <w:t>Project Schedule</w:t>
+      </w:r>
+      <w:r>
+        <w:rPr>
+          <w:b/>
+          <w:bCs/>
+          <w:sz w:val="32"/>
+          <w:szCs w:val="32"/>
+        </w:rPr>
+        <w:t xml:space="preserve"> [UPDATED</w:t>
+      </w:r>
+      <w:r>
+        <w:rPr>
+          <w:b/>
+          <w:bCs/>
+          <w:sz w:val="32"/>
+          <w:szCs w:val="32"/>
+        </w:rPr>
+        <w:t>*</w:t>
+      </w:r>
+      <w:r>
+        <w:rPr>
+          <w:b/>
+          <w:bCs/>
+          <w:sz w:val="32"/>
+          <w:szCs w:val="32"/>
+        </w:rPr>
+        <w:t xml:space="preserve"> 06/10/2023]</w:t>
+      </w:r>
+    </w:p>
+    <w:p>
+      <w:pPr>
+        <w:rPr>
+          <w:b/>
+          <w:bCs/>
+          <w:sz w:val="28"/>
+          <w:szCs w:val="28"/>
+        </w:rPr>
+      </w:pPr>
+      <w:r>
+        <w:rPr>
+          <w:b/>
+          <w:bCs/>
+          <w:sz w:val="28"/>
+          <w:szCs w:val="28"/>
+        </w:rPr>
+        <w:t>High-</w:t>
+      </w:r>
+      <w:r>
+        <w:rPr>
+          <w:b/>
+          <w:bCs/>
+          <w:sz w:val="28"/>
+          <w:szCs w:val="28"/>
+        </w:rPr>
+        <w:t>L</w:t>
+      </w:r>
+      <w:r>
+        <w:rPr>
+          <w:b/>
+          <w:bCs/>
+          <w:sz w:val="28"/>
+          <w:szCs w:val="28"/>
+        </w:rPr>
+        <w:t xml:space="preserve">evel </w:t>
+      </w:r>
+      <w:r>
+        <w:rPr>
+          <w:b/>
+          <w:bCs/>
+          <w:sz w:val="28"/>
+          <w:szCs w:val="28"/>
+        </w:rPr>
+        <w:t>R</w:t>
+      </w:r>
+      <w:r>
+        <w:rPr>
+          <w:b/>
+          <w:bCs/>
+          <w:sz w:val="28"/>
+          <w:szCs w:val="28"/>
+        </w:rPr>
+        <w:t>oadmap</w:t>
+      </w:r>
+    </w:p>
+    <w:p>
+      <w:pPr>
+        <w:pStyle w:val="ListParagraph"/>
+        <w:numPr>
+          <w:ilvl w:val="0"/>
+          <w:numId w:val="10"/>
+        </w:numPr>
+        <w:rPr>
+          <w:b/>
+          <w:bCs/>
+          <w:sz w:val="27"/>
+          <w:szCs w:val="27"/>
+        </w:rPr>
+      </w:pPr>
+      <w:r>
+        <w:rPr>
+          <w:b/>
+          <w:bCs/>
+          <w:sz w:val="27"/>
+          <w:szCs w:val="27"/>
+        </w:rPr>
+        <w:t xml:space="preserve">Strategic </w:t>
+      </w:r>
+      <w:r>
+        <w:rPr>
+          <w:b/>
+          <w:bCs/>
+          <w:sz w:val="27"/>
+          <w:szCs w:val="27"/>
+        </w:rPr>
+        <w:t>G</w:t>
+      </w:r>
+      <w:r>
+        <w:rPr>
+          <w:b/>
+          <w:bCs/>
+          <w:sz w:val="27"/>
+          <w:szCs w:val="27"/>
+        </w:rPr>
+        <w:t>oals</w:t>
+      </w:r>
+    </w:p>
+    <w:p>
+      <w:pPr>
         <w:numPr>
           <w:ilvl w:val="0"/>
           <w:numId w:val="7"/>
@@ -23,7 +168,38 @@
           <w:sz w:val="27"/>
           <w:szCs w:val="27"/>
         </w:rPr>
-        <w:t>development (TDD))</w:t>
+        <w:t xml:space="preserve">Transition from a waterfall to a scrum agile framework for project management and software </w:t>
+      </w:r>
+      <w:r>
+        <w:rPr>
+          <w:sz w:val="27"/>
+          <w:szCs w:val="27"/>
+        </w:rPr>
+        <w:t>development</w:t>
+      </w:r>
+    </w:p>
+    <w:p>
+      <w:pPr>
+        <w:numPr>
+          <w:ilvl w:val="0"/>
+          <w:numId w:val="7"/>
+        </w:numPr>
+        <w:tabs>
+          <w:tab w:val="clear" w:pos="720"/>
+          <w:tab w:val="num" w:pos="1080"/>
+        </w:tabs>
+        <w:ind w:left="1080"/>
+        <w:rPr>
+          <w:sz w:val="27"/>
+          <w:szCs w:val="27"/>
+        </w:rPr>
+      </w:pPr>
+      <w:r>
+        <w:rPr>
+          <w:sz w:val="27"/>
+          <w:szCs w:val="27"/>
+        </w:rPr>
+        <w:t>Integrate Extreme Programming (XP) (including pair programming and test-driven development (TDD))</w:t>
       </w:r>
       <w:r>
         <w:rPr>
@@ -823,6 +999,7 @@
           <w:sz w:val="27"/>
           <w:szCs w:val="27"/>
         </w:rPr>
+        <w:lastRenderedPageBreak/>
         <w:t xml:space="preserve">Certified ScrumMaster course for all members of upper management via </w:t>
       </w:r>
       <w:proofErr w:type="spellStart"/>
